--- a/Monica_Masae_Resume.docx
+++ b/Monica_Masae_Resume.docx
@@ -82,7 +82,7 @@
           <w:sz w:val="18"/>
           <w:szCs w:val="18"/>
         </w:rPr>
-        <w:t xml:space="preserve">monica.w.masae@gmail.com</w:t>
+        <w:t xml:space="preserve">monicawughanga@gmail.com</w:t>
       </w:r>
       <w:r>
         <w:rPr>
